--- a/Battle page flowchart.docx
+++ b/Battle page flowchart.docx
@@ -66,7 +66,7 @@
           </mc:Choice>
           <mc:Fallback>
             <w:pict>
-              <v:shapetype w14:anchorId="4D343E1C" id="_x0000_t38" coordsize="21600,21600" o:spt="38" o:oned="t" path="m,c@0,0@1,5400@1,10800@1,16200@2,21600,21600,21600e" filled="f">
+              <v:shapetype w14:anchorId="10FF3165" id="_x0000_t38" coordsize="21600,21600" o:spt="38" o:oned="t" path="m,c@0,0@1,5400@1,10800@1,16200@2,21600,21600,21600e" filled="f">
                 <v:formulas>
                   <v:f eqn="mid #0 0"/>
                   <v:f eqn="val #0"/>
@@ -150,7 +150,7 @@
           </mc:Choice>
           <mc:Fallback>
             <w:pict>
-              <v:shapetype w14:anchorId="5DED828A" id="_x0000_t32" coordsize="21600,21600" o:spt="32" o:oned="t" path="m,l21600,21600e" filled="f">
+              <v:shapetype w14:anchorId="1F9F3B12" id="_x0000_t32" coordsize="21600,21600" o:spt="32" o:oned="t" path="m,l21600,21600e" filled="f">
                 <v:path arrowok="t" fillok="f" o:connecttype="none"/>
                 <o:lock v:ext="edit" shapetype="t"/>
               </v:shapetype>
@@ -226,7 +226,7 @@
           </mc:Choice>
           <mc:Fallback>
             <w:pict>
-              <v:shape w14:anchorId="54AFBBDD" id="Straight Arrow Connector 11" o:spid="_x0000_s1026" type="#_x0000_t32" style="position:absolute;margin-left:219.55pt;margin-top:110.65pt;width:3.6pt;height:13.9pt;flip:x;z-index:251676672;visibility:visible;mso-wrap-style:square;mso-width-percent:0;mso-height-percent:0;mso-wrap-distance-left:9pt;mso-wrap-distance-top:0;mso-wrap-distance-right:9pt;mso-wrap-distance-bottom:0;mso-position-horizontal:absolute;mso-position-horizontal-relative:text;mso-position-vertical:absolute;mso-position-vertical-relative:text;mso-width-percent:0;mso-height-percent:0;mso-width-relative:margin;mso-height-relative:margin" o:gfxdata="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" strokecolor="#ffc000 [3207]" strokeweight="1pt">
+              <v:shape w14:anchorId="7708E13C" id="Straight Arrow Connector 11" o:spid="_x0000_s1026" type="#_x0000_t32" style="position:absolute;margin-left:219.55pt;margin-top:110.65pt;width:3.6pt;height:13.9pt;flip:x;z-index:251676672;visibility:visible;mso-wrap-style:square;mso-width-percent:0;mso-height-percent:0;mso-wrap-distance-left:9pt;mso-wrap-distance-top:0;mso-wrap-distance-right:9pt;mso-wrap-distance-bottom:0;mso-position-horizontal:absolute;mso-position-horizontal-relative:text;mso-position-vertical:absolute;mso-position-vertical-relative:text;mso-width-percent:0;mso-height-percent:0;mso-width-relative:margin;mso-height-relative:margin" o:gfxdata="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" strokecolor="#ffc000 [3207]" strokeweight="1pt">
                 <v:stroke endarrow="block" joinstyle="miter"/>
               </v:shape>
             </w:pict>
@@ -292,7 +292,7 @@
           </mc:Choice>
           <mc:Fallback>
             <w:pict>
-              <v:shape w14:anchorId="6EACF997" id="Straight Arrow Connector 10" o:spid="_x0000_s1026" type="#_x0000_t32" style="position:absolute;margin-left:220.3pt;margin-top:63.95pt;width:0;height:15.35pt;z-index:251674624;visibility:visible;mso-wrap-style:square;mso-wrap-distance-left:9pt;mso-wrap-distance-top:0;mso-wrap-distance-right:9pt;mso-wrap-distance-bottom:0;mso-position-horizontal:absolute;mso-position-horizontal-relative:text;mso-position-vertical:absolute;mso-position-vertical-relative:text" o:gfxdata="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" strokecolor="#ffc000 [3207]" strokeweight="1pt">
+              <v:shape w14:anchorId="021A1235" id="Straight Arrow Connector 10" o:spid="_x0000_s1026" type="#_x0000_t32" style="position:absolute;margin-left:220.3pt;margin-top:63.95pt;width:0;height:15.35pt;z-index:251674624;visibility:visible;mso-wrap-style:square;mso-wrap-distance-left:9pt;mso-wrap-distance-top:0;mso-wrap-distance-right:9pt;mso-wrap-distance-bottom:0;mso-position-horizontal:absolute;mso-position-horizontal-relative:text;mso-position-vertical:absolute;mso-position-vertical-relative:text" o:gfxdata="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" strokecolor="#ffc000 [3207]" strokeweight="1pt">
                 <v:stroke endarrow="block" joinstyle="miter"/>
               </v:shape>
             </w:pict>
@@ -1900,7 +1900,7 @@
           </mc:Choice>
           <mc:Fallback>
             <w:pict>
-              <v:shape w14:anchorId="5EBC59A6" id="Straight Arrow Connector 17" o:spid="_x0000_s1026" type="#_x0000_t32" style="position:absolute;margin-left:299.8pt;margin-top:119.7pt;width:53.75pt;height:23.85pt;flip:x;z-index:251687936;visibility:visible;mso-wrap-style:square;mso-width-percent:0;mso-height-percent:0;mso-wrap-distance-left:9pt;mso-wrap-distance-top:0;mso-wrap-distance-right:9pt;mso-wrap-distance-bottom:0;mso-position-horizontal:absolute;mso-position-horizontal-relative:text;mso-position-vertical:absolute;mso-position-vertical-relative:text;mso-width-percent:0;mso-height-percent:0;mso-width-relative:margin;mso-height-relative:margin" o:gfxdata="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" strokecolor="#ffc000 [3207]" strokeweight="1pt">
+              <v:shape w14:anchorId="2644C040" id="Straight Arrow Connector 17" o:spid="_x0000_s1026" type="#_x0000_t32" style="position:absolute;margin-left:299.8pt;margin-top:119.7pt;width:53.75pt;height:23.85pt;flip:x;z-index:251687936;visibility:visible;mso-wrap-style:square;mso-width-percent:0;mso-height-percent:0;mso-wrap-distance-left:9pt;mso-wrap-distance-top:0;mso-wrap-distance-right:9pt;mso-wrap-distance-bottom:0;mso-position-horizontal:absolute;mso-position-horizontal-relative:text;mso-position-vertical:absolute;mso-position-vertical-relative:text;mso-width-percent:0;mso-height-percent:0;mso-width-relative:margin;mso-height-relative:margin" o:gfxdata="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" strokecolor="#ffc000 [3207]" strokeweight="1pt">
                 <v:stroke endarrow="block" joinstyle="miter"/>
               </v:shape>
             </w:pict>
@@ -1972,7 +1972,7 @@
           </mc:Choice>
           <mc:Fallback>
             <w:pict>
-              <v:shape w14:anchorId="7AF35957" id="Straight Arrow Connector 21" o:spid="_x0000_s1026" type="#_x0000_t32" style="position:absolute;margin-left:56.5pt;margin-top:174.45pt;width:9.1pt;height:11.05pt;z-index:251696128;visibility:visible;mso-wrap-style:square;mso-width-percent:0;mso-height-percent:0;mso-wrap-distance-left:9pt;mso-wrap-distance-top:0;mso-wrap-distance-right:9pt;mso-wrap-distance-bottom:0;mso-position-horizontal:absolute;mso-position-horizontal-relative:text;mso-position-vertical:absolute;mso-position-vertical-relative:text;mso-width-percent:0;mso-height-percent:0;mso-width-relative:margin;mso-height-relative:margin" o:gfxdata="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" strokecolor="#ffc000 [3207]" strokeweight="1pt">
+              <v:shape w14:anchorId="0D03AFBF" id="Straight Arrow Connector 21" o:spid="_x0000_s1026" type="#_x0000_t32" style="position:absolute;margin-left:56.5pt;margin-top:174.45pt;width:9.1pt;height:11.05pt;z-index:251696128;visibility:visible;mso-wrap-style:square;mso-width-percent:0;mso-height-percent:0;mso-wrap-distance-left:9pt;mso-wrap-distance-top:0;mso-wrap-distance-right:9pt;mso-wrap-distance-bottom:0;mso-position-horizontal:absolute;mso-position-horizontal-relative:text;mso-position-vertical:absolute;mso-position-vertical-relative:text;mso-width-percent:0;mso-height-percent:0;mso-width-relative:margin;mso-height-relative:margin" o:gfxdata="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" strokecolor="#ffc000 [3207]" strokeweight="1pt">
                 <v:stroke endarrow="block" joinstyle="miter"/>
               </v:shape>
             </w:pict>
@@ -2044,7 +2044,7 @@
           </mc:Choice>
           <mc:Fallback>
             <w:pict>
-              <v:shape w14:anchorId="2D3DBB86" id="Straight Arrow Connector 34" o:spid="_x0000_s1026" type="#_x0000_t32" style="position:absolute;margin-left:-27pt;margin-top:170.65pt;width:17.25pt;height:16.1pt;flip:x;z-index:251713536;visibility:visible;mso-wrap-style:square;mso-width-percent:0;mso-height-percent:0;mso-wrap-distance-left:9pt;mso-wrap-distance-top:0;mso-wrap-distance-right:9pt;mso-wrap-distance-bottom:0;mso-position-horizontal:absolute;mso-position-horizontal-relative:text;mso-position-vertical:absolute;mso-position-vertical-relative:text;mso-width-percent:0;mso-height-percent:0;mso-width-relative:margin;mso-height-relative:margin" o:gfxdata="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" strokecolor="#ffc000 [3207]" strokeweight="1pt">
+              <v:shape w14:anchorId="7CC77ECA" id="Straight Arrow Connector 34" o:spid="_x0000_s1026" type="#_x0000_t32" style="position:absolute;margin-left:-27pt;margin-top:170.65pt;width:17.25pt;height:16.1pt;flip:x;z-index:251713536;visibility:visible;mso-wrap-style:square;mso-width-percent:0;mso-height-percent:0;mso-wrap-distance-left:9pt;mso-wrap-distance-top:0;mso-wrap-distance-right:9pt;mso-wrap-distance-bottom:0;mso-position-horizontal:absolute;mso-position-horizontal-relative:text;mso-position-vertical:absolute;mso-position-vertical-relative:text;mso-width-percent:0;mso-height-percent:0;mso-width-relative:margin;mso-height-relative:margin" o:gfxdata="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" strokecolor="#ffc000 [3207]" strokeweight="1pt">
                 <v:stroke endarrow="block" joinstyle="miter"/>
               </v:shape>
             </w:pict>
@@ -2297,7 +2297,7 @@
           </mc:Choice>
           <mc:Fallback>
             <w:pict>
-              <v:shape w14:anchorId="78FD7718" id="Straight Arrow Connector 13" o:spid="_x0000_s1026" type="#_x0000_t32" style="position:absolute;margin-left:265.65pt;margin-top:92.1pt;width:93.75pt;height:7.5pt;z-index:251680768;visibility:visible;mso-wrap-style:square;mso-width-percent:0;mso-height-percent:0;mso-wrap-distance-left:9pt;mso-wrap-distance-top:0;mso-wrap-distance-right:9pt;mso-wrap-distance-bottom:0;mso-position-horizontal:absolute;mso-position-horizontal-relative:text;mso-position-vertical:absolute;mso-position-vertical-relative:text;mso-width-percent:0;mso-height-percent:0;mso-width-relative:margin;mso-height-relative:margin" o:gfxdata="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" strokecolor="#ffc000 [3207]" strokeweight="1pt">
+              <v:shape w14:anchorId="59D6FC90" id="Straight Arrow Connector 13" o:spid="_x0000_s1026" type="#_x0000_t32" style="position:absolute;margin-left:265.65pt;margin-top:92.1pt;width:93.75pt;height:7.5pt;z-index:251680768;visibility:visible;mso-wrap-style:square;mso-width-percent:0;mso-height-percent:0;mso-wrap-distance-left:9pt;mso-wrap-distance-top:0;mso-wrap-distance-right:9pt;mso-wrap-distance-bottom:0;mso-position-horizontal:absolute;mso-position-horizontal-relative:text;mso-position-vertical:absolute;mso-position-vertical-relative:text;mso-width-percent:0;mso-height-percent:0;mso-width-relative:margin;mso-height-relative:margin" o:gfxdata="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" strokecolor="#ffc000 [3207]" strokeweight="1pt">
                 <v:stroke endarrow="block" joinstyle="miter"/>
               </v:shape>
             </w:pict>
@@ -2622,7 +2622,7 @@
           </mc:Choice>
           <mc:Fallback>
             <w:pict>
-              <v:shape w14:anchorId="177DAAD4" id="Straight Arrow Connector 25" o:spid="_x0000_s1026" type="#_x0000_t32" style="position:absolute;margin-left:194pt;margin-top:180.85pt;width:11.4pt;height:18.4pt;z-index:251703296;visibility:visible;mso-wrap-style:square;mso-width-percent:0;mso-height-percent:0;mso-wrap-distance-left:9pt;mso-wrap-distance-top:0;mso-wrap-distance-right:9pt;mso-wrap-distance-bottom:0;mso-position-horizontal:absolute;mso-position-horizontal-relative:text;mso-position-vertical:absolute;mso-position-vertical-relative:text;mso-width-percent:0;mso-height-percent:0;mso-width-relative:margin;mso-height-relative:margin" o:gfxdata="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" strokecolor="#ffc000 [3207]" strokeweight="1pt">
+              <v:shape w14:anchorId="1E5D35DB" id="Straight Arrow Connector 25" o:spid="_x0000_s1026" type="#_x0000_t32" style="position:absolute;margin-left:194pt;margin-top:180.85pt;width:11.4pt;height:18.4pt;z-index:251703296;visibility:visible;mso-wrap-style:square;mso-width-percent:0;mso-height-percent:0;mso-wrap-distance-left:9pt;mso-wrap-distance-top:0;mso-wrap-distance-right:9pt;mso-wrap-distance-bottom:0;mso-position-horizontal:absolute;mso-position-horizontal-relative:text;mso-position-vertical:absolute;mso-position-vertical-relative:text;mso-width-percent:0;mso-height-percent:0;mso-width-relative:margin;mso-height-relative:margin" o:gfxdata="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" strokecolor="#ffc000 [3207]" strokeweight="1pt">
                 <v:stroke endarrow="block" joinstyle="miter"/>
               </v:shape>
             </w:pict>
@@ -2912,7 +2912,7 @@
           </mc:Choice>
           <mc:Fallback>
             <w:pict>
-              <v:shape w14:anchorId="1CEBEAFB" id="Straight Arrow Connector 35" o:spid="_x0000_s1026" type="#_x0000_t32" style="position:absolute;margin-left:157.35pt;margin-top:141.05pt;width:25.75pt;height:11.2pt;z-index:251715584;visibility:visible;mso-wrap-style:square;mso-width-percent:0;mso-height-percent:0;mso-wrap-distance-left:9pt;mso-wrap-distance-top:0;mso-wrap-distance-right:9pt;mso-wrap-distance-bottom:0;mso-position-horizontal:absolute;mso-position-horizontal-relative:text;mso-position-vertical:absolute;mso-position-vertical-relative:text;mso-width-percent:0;mso-height-percent:0;mso-width-relative:margin;mso-height-relative:margin" o:gfxdata="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" strokecolor="#ffc000 [3207]" strokeweight="1pt">
+              <v:shape w14:anchorId="50F575E3" id="Straight Arrow Connector 35" o:spid="_x0000_s1026" type="#_x0000_t32" style="position:absolute;margin-left:157.35pt;margin-top:141.05pt;width:25.75pt;height:11.2pt;z-index:251715584;visibility:visible;mso-wrap-style:square;mso-width-percent:0;mso-height-percent:0;mso-wrap-distance-left:9pt;mso-wrap-distance-top:0;mso-wrap-distance-right:9pt;mso-wrap-distance-bottom:0;mso-position-horizontal:absolute;mso-position-horizontal-relative:text;mso-position-vertical:absolute;mso-position-vertical-relative:text;mso-width-percent:0;mso-height-percent:0;mso-width-relative:margin;mso-height-relative:margin" o:gfxdata="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" strokecolor="#ffc000 [3207]" strokeweight="1pt">
                 <v:stroke endarrow="block" joinstyle="miter"/>
               </v:shape>
             </w:pict>
@@ -2984,7 +2984,7 @@
           </mc:Choice>
           <mc:Fallback>
             <w:pict>
-              <v:shape w14:anchorId="6B10E958" id="Straight Arrow Connector 20" o:spid="_x0000_s1026" type="#_x0000_t32" style="position:absolute;margin-left:56.45pt;margin-top:141.15pt;width:25.55pt;height:11.1pt;flip:x;z-index:251694080;visibility:visible;mso-wrap-style:square;mso-width-percent:0;mso-height-percent:0;mso-wrap-distance-left:9pt;mso-wrap-distance-top:0;mso-wrap-distance-right:9pt;mso-wrap-distance-bottom:0;mso-position-horizontal:absolute;mso-position-horizontal-relative:text;mso-position-vertical:absolute;mso-position-vertical-relative:text;mso-width-percent:0;mso-height-percent:0;mso-width-relative:margin;mso-height-relative:margin" o:gfxdata="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" strokecolor="#ffc000 [3207]" strokeweight="1pt">
+              <v:shape w14:anchorId="7AE5C5B2" id="Straight Arrow Connector 20" o:spid="_x0000_s1026" type="#_x0000_t32" style="position:absolute;margin-left:56.45pt;margin-top:141.15pt;width:25.55pt;height:11.1pt;flip:x;z-index:251694080;visibility:visible;mso-wrap-style:square;mso-width-percent:0;mso-height-percent:0;mso-wrap-distance-left:9pt;mso-wrap-distance-top:0;mso-wrap-distance-right:9pt;mso-wrap-distance-bottom:0;mso-position-horizontal:absolute;mso-position-horizontal-relative:text;mso-position-vertical:absolute;mso-position-vertical-relative:text;mso-width-percent:0;mso-height-percent:0;mso-width-relative:margin;mso-height-relative:margin" o:gfxdata="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" strokecolor="#ffc000 [3207]" strokeweight="1pt">
                 <v:stroke endarrow="block" joinstyle="miter"/>
               </v:shape>
             </w:pict>
